--- a/Respostas 20 a 40.docx
+++ b/Respostas 20 a 40.docx
@@ -32,6 +32,161 @@
         <w:t>25 – A</w:t>
       </w:r>
     </w:p>
+    <w:p/>
+    <w:p>
+      <w:r>
+        <w:t xml:space="preserve">26 - </w:t>
+      </w:r>
+      <w:r>
+        <w:t>é uma técnica de otimização onde um conjunto de conexões com o banco de dados é criado e mantido ativo para reutilização</w:t>
+      </w:r>
+    </w:p>
+    <w:p/>
+    <w:p>
+      <w:r>
+        <w:t xml:space="preserve">Toda vez que a aplicação vai conectar no banco ela precisa enviar </w:t>
+      </w:r>
+      <w:proofErr w:type="spellStart"/>
+      <w:r>
+        <w:t>usuari</w:t>
+      </w:r>
+      <w:proofErr w:type="spellEnd"/>
+      <w:r>
+        <w:t>/senha, o banco aloca memoria faz o que precisa fazer e depois fecha tudo e repete</w:t>
+      </w:r>
+    </w:p>
+    <w:p/>
+    <w:p>
+      <w:r>
+        <w:t xml:space="preserve">Com pool as conexões se mantem em </w:t>
+      </w:r>
+      <w:proofErr w:type="gramStart"/>
+      <w:r>
+        <w:t>Standby</w:t>
+      </w:r>
+      <w:proofErr w:type="gramEnd"/>
+    </w:p>
+    <w:p/>
+    <w:p>
+      <w:r>
+        <w:t xml:space="preserve">27 – </w:t>
+      </w:r>
+      <w:proofErr w:type="spellStart"/>
+      <w:r>
+        <w:t>Btree</w:t>
+      </w:r>
+      <w:proofErr w:type="spellEnd"/>
+      <w:r>
+        <w:t xml:space="preserve"> é uma organização dos dados de forma hierárquica</w:t>
+      </w:r>
+    </w:p>
+    <w:p/>
+    <w:p>
+      <w:r>
+        <w:t>28 – Union pega todos os dados e unifica em uma só visualização, no processo os dados idênticos são descartados, ficando somente um deles, custa mais pois ele faz esse processo de descobrir os dados iguais e trazer só um deles</w:t>
+      </w:r>
+    </w:p>
+    <w:p>
+      <w:r>
+        <w:t xml:space="preserve">Union </w:t>
+      </w:r>
+      <w:proofErr w:type="spellStart"/>
+      <w:r>
+        <w:t>All</w:t>
+      </w:r>
+      <w:proofErr w:type="spellEnd"/>
+      <w:r>
+        <w:t xml:space="preserve"> não faz o processo de descartar, só pega tudo e unifica, por isso mais leve </w:t>
+      </w:r>
+    </w:p>
+    <w:p>
+      <w:r>
+        <w:t>O erro em usar Union é quando é necessário trazer as duplicadas, em casos de bancos de dados financeiros onde pode ter muitas informações “idênticas”</w:t>
+      </w:r>
+    </w:p>
+    <w:p/>
+    <w:p>
+      <w:r>
+        <w:t>29 – Esse eu não entendi como funciona</w:t>
+      </w:r>
+    </w:p>
+    <w:p/>
+    <w:p>
+      <w:r>
+        <w:t xml:space="preserve">30 – O privilégio mínimo serve para segurança dos dados, onde só é permitido </w:t>
+      </w:r>
+      <w:proofErr w:type="gramStart"/>
+      <w:r>
+        <w:t>um lista limitada</w:t>
+      </w:r>
+      <w:proofErr w:type="gramEnd"/>
+      <w:r>
+        <w:t xml:space="preserve"> de ações por usuário de acordo com sua hierarquia e necessidade</w:t>
+      </w:r>
+    </w:p>
+    <w:p>
+      <w:r>
+        <w:t xml:space="preserve">App leitura: apenas </w:t>
+      </w:r>
+      <w:proofErr w:type="spellStart"/>
+      <w:r>
+        <w:t>Select</w:t>
+      </w:r>
+      <w:proofErr w:type="spellEnd"/>
+      <w:r>
+        <w:t xml:space="preserve"> </w:t>
+      </w:r>
+    </w:p>
+    <w:p>
+      <w:r>
+        <w:t xml:space="preserve">Secretaria: </w:t>
+      </w:r>
+      <w:proofErr w:type="spellStart"/>
+      <w:r>
+        <w:t>select</w:t>
+      </w:r>
+      <w:proofErr w:type="spellEnd"/>
+      <w:r>
+        <w:t xml:space="preserve">, update, </w:t>
+      </w:r>
+      <w:proofErr w:type="spellStart"/>
+      <w:r>
+        <w:t>insert</w:t>
+      </w:r>
+      <w:proofErr w:type="spellEnd"/>
+    </w:p>
+    <w:p>
+      <w:r>
+        <w:t>BDA: Acesso total</w:t>
+      </w:r>
+    </w:p>
+    <w:p>
+      <w:r>
+        <w:t xml:space="preserve">Usar Grant </w:t>
+      </w:r>
+      <w:proofErr w:type="spellStart"/>
+      <w:r>
+        <w:t>all</w:t>
+      </w:r>
+      <w:proofErr w:type="spellEnd"/>
+      <w:r>
+        <w:t xml:space="preserve"> </w:t>
+      </w:r>
+      <w:proofErr w:type="spellStart"/>
+      <w:r>
+        <w:t>privileges</w:t>
+      </w:r>
+      <w:proofErr w:type="spellEnd"/>
+      <w:r>
+        <w:t xml:space="preserve"> pode gerar um erro de segurança de dados pois todos os usuários terão acesso a fazer tudo, inclusive apagar o </w:t>
+      </w:r>
+      <w:r>
+        <w:t>banco</w:t>
+      </w:r>
+    </w:p>
+    <w:p/>
+    <w:p/>
+    <w:p/>
     <w:p/>
     <w:p/>
     <w:sectPr>
@@ -647,7 +802,6 @@
   <w:style w:type="character" w:default="1" w:styleId="Fontepargpadro">
     <w:name w:val="Default Paragraph Font"/>
     <w:uiPriority w:val="1"/>
-    <w:semiHidden/>
     <w:unhideWhenUsed/>
   </w:style>
   <w:style w:type="table" w:default="1" w:styleId="Tabelanormal">

--- a/Respostas 20 a 40.docx
+++ b/Respostas 20 a 40.docx
@@ -185,6 +185,272 @@
       </w:r>
     </w:p>
     <w:p/>
+    <w:p>
+      <w:r>
+        <w:lastRenderedPageBreak/>
+        <w:t xml:space="preserve">31 </w:t>
+      </w:r>
+      <w:r>
+        <w:t>–</w:t>
+      </w:r>
+      <w:r>
+        <w:t xml:space="preserve"> </w:t>
+      </w:r>
+      <w:r>
+        <w:t xml:space="preserve">Retorna duas linhas </w:t>
+      </w:r>
+    </w:p>
+    <w:p>
+      <w:r>
+        <w:t>Eletrônico</w:t>
+      </w:r>
+      <w:r>
+        <w:t>: 1387,4</w:t>
+      </w:r>
+      <w:r>
+        <w:t>5</w:t>
+      </w:r>
+    </w:p>
+    <w:p>
+      <w:r>
+        <w:t>Móvel: 849,67</w:t>
+      </w:r>
+    </w:p>
+    <w:p/>
+    <w:p>
+      <w:r>
+        <w:t xml:space="preserve">32 – </w:t>
+      </w:r>
+      <w:r>
+        <w:t>Eletrônico</w:t>
+      </w:r>
+      <w:r>
+        <w:t>: 1387,45</w:t>
+      </w:r>
+    </w:p>
+    <w:p>
+      <w:r>
+        <w:t>Móvel é eliminado pois está abaixo de 1000</w:t>
+      </w:r>
+    </w:p>
+    <w:p/>
+    <w:p>
+      <w:r>
+        <w:t>33 – A Média é de 1.156,97</w:t>
+      </w:r>
+    </w:p>
+    <w:p>
+      <w:r>
+        <w:t>Os produtos são</w:t>
+      </w:r>
+      <w:r>
+        <w:t xml:space="preserve"> Notebook, Mesa e Monitor</w:t>
+      </w:r>
+    </w:p>
+    <w:p/>
+    <w:p>
+      <w:r>
+        <w:t>34 – Estante</w:t>
+      </w:r>
+    </w:p>
+    <w:p>
+      <w:r>
+        <w:t xml:space="preserve">Retorna 6 </w:t>
+      </w:r>
+      <w:proofErr w:type="spellStart"/>
+      <w:r>
+        <w:t>pq</w:t>
+      </w:r>
+      <w:proofErr w:type="spellEnd"/>
+      <w:r>
+        <w:t xml:space="preserve"> a estante </w:t>
+      </w:r>
+      <w:proofErr w:type="gramStart"/>
+      <w:r>
+        <w:t>esta</w:t>
+      </w:r>
+      <w:proofErr w:type="gramEnd"/>
+      <w:r>
+        <w:t xml:space="preserve"> nula e não aparece na contagem </w:t>
+      </w:r>
+    </w:p>
+    <w:p/>
+    <w:p>
+      <w:r>
+        <w:t xml:space="preserve">35 </w:t>
+      </w:r>
+      <w:r>
+        <w:t>–</w:t>
+      </w:r>
+      <w:r>
+        <w:t xml:space="preserve"> </w:t>
+      </w:r>
+      <w:r>
+        <w:t xml:space="preserve">Duas linhas </w:t>
+      </w:r>
+    </w:p>
+    <w:p>
+      <w:r>
+        <w:t>Eletrônico</w:t>
+      </w:r>
+      <w:r>
+        <w:t xml:space="preserve"> 3500</w:t>
+      </w:r>
+    </w:p>
+    <w:p>
+      <w:pPr>
+        <w:rPr>
+          <w:u w:val="single"/>
+        </w:rPr>
+      </w:pPr>
+      <w:proofErr w:type="spellStart"/>
+      <w:r>
+        <w:t>Movel</w:t>
+      </w:r>
+      <w:proofErr w:type="spellEnd"/>
+      <w:r>
+        <w:t xml:space="preserve"> 1200</w:t>
+      </w:r>
+    </w:p>
+    <w:p>
+      <w:r>
+        <w:t xml:space="preserve">Não muda usar </w:t>
+      </w:r>
+      <w:proofErr w:type="spellStart"/>
+      <w:r>
+        <w:t>union</w:t>
+      </w:r>
+      <w:proofErr w:type="spellEnd"/>
+      <w:r>
+        <w:t xml:space="preserve"> </w:t>
+      </w:r>
+      <w:proofErr w:type="spellStart"/>
+      <w:r>
+        <w:t>all</w:t>
+      </w:r>
+      <w:proofErr w:type="spellEnd"/>
+      <w:r>
+        <w:t xml:space="preserve"> ou </w:t>
+      </w:r>
+      <w:proofErr w:type="spellStart"/>
+      <w:r>
+        <w:t>union</w:t>
+      </w:r>
+      <w:proofErr w:type="spellEnd"/>
+      <w:r>
+        <w:t xml:space="preserve"> </w:t>
+      </w:r>
+    </w:p>
+    <w:p/>
+    <w:p>
+      <w:r>
+        <w:t xml:space="preserve">36 - </w:t>
+      </w:r>
+      <w:r>
+        <w:t>Notebook, Mouse, Teclado, Monitor, Mesa</w:t>
+      </w:r>
+    </w:p>
+    <w:p>
+      <w:r>
+        <w:t xml:space="preserve">Se fosse Union </w:t>
+      </w:r>
+      <w:proofErr w:type="spellStart"/>
+      <w:r>
+        <w:t>All</w:t>
+      </w:r>
+      <w:proofErr w:type="spellEnd"/>
+      <w:r>
+        <w:t xml:space="preserve"> apareceriam duplicados Notebook e Monitor</w:t>
+      </w:r>
+    </w:p>
+    <w:p/>
+    <w:p>
+      <w:r>
+        <w:t xml:space="preserve">37 – </w:t>
+      </w:r>
+      <w:proofErr w:type="gramStart"/>
+      <w:r>
+        <w:t>Matriculas</w:t>
+      </w:r>
+      <w:proofErr w:type="gramEnd"/>
+      <w:r>
+        <w:t xml:space="preserve"> 1 e 2 </w:t>
+      </w:r>
+    </w:p>
+    <w:p>
+      <w:r>
+        <w:t>1 = 8,16</w:t>
+      </w:r>
+    </w:p>
+    <w:p>
+      <w:r>
+        <w:t>2 = 9,5</w:t>
+      </w:r>
+    </w:p>
+    <w:p/>
+    <w:p>
+      <w:r>
+        <w:t xml:space="preserve">38 – Duas linhas </w:t>
+      </w:r>
+    </w:p>
+    <w:p>
+      <w:r>
+        <w:t>Trabalho = 10</w:t>
+      </w:r>
+    </w:p>
+    <w:p>
+      <w:r>
+        <w:t>P2 = 4,5</w:t>
+      </w:r>
+    </w:p>
+    <w:p/>
+    <w:p>
+      <w:r>
+        <w:t>39 – Média 7,5</w:t>
+      </w:r>
+    </w:p>
+    <w:p>
+      <w:proofErr w:type="gramStart"/>
+      <w:r>
+        <w:t>Matriculas</w:t>
+      </w:r>
+      <w:proofErr w:type="gramEnd"/>
+      <w:r>
+        <w:t xml:space="preserve"> 1 e 2</w:t>
+      </w:r>
+    </w:p>
+    <w:p>
+      <w:r>
+        <w:lastRenderedPageBreak/>
+        <w:t xml:space="preserve">40 </w:t>
+      </w:r>
+      <w:r>
+        <w:t>–</w:t>
+      </w:r>
+      <w:r>
+        <w:t xml:space="preserve"> </w:t>
+      </w:r>
+      <w:r>
+        <w:t>Matrícula</w:t>
+      </w:r>
+      <w:r>
+        <w:t xml:space="preserve"> ID 1 e 2 </w:t>
+      </w:r>
+      <w:r>
+        <w:t xml:space="preserve">que estão acima </w:t>
+      </w:r>
+    </w:p>
+    <w:p>
+      <w:r>
+        <w:t xml:space="preserve">E </w:t>
+      </w:r>
+      <w:r>
+        <w:t>Matrícula</w:t>
+      </w:r>
+      <w:r>
+        <w:t xml:space="preserve"> ID 3 que está abaixo</w:t>
+      </w:r>
+    </w:p>
     <w:p/>
     <w:p/>
     <w:p/>
